--- a/Documentation/Прототип интерфейса.docx
+++ b/Documentation/Прототип интерфейса.docx
@@ -566,6 +566,7 @@
         </w:p>
         <w:p>
           <w:pPr>
+            <w:ind w:firstLine="0"/>
             <w:rPr>
               <w:lang w:eastAsia="ru-RU"/>
             </w:rPr>
@@ -573,10 +574,13 @@
         </w:p>
         <w:p>
           <w:pPr>
+            <w:ind w:firstLine="0"/>
             <w:rPr>
               <w:lang w:eastAsia="ru-RU"/>
             </w:rPr>
           </w:pPr>
+          <w:bookmarkStart w:id="0" w:name="_GoBack"/>
+          <w:bookmarkEnd w:id="0"/>
         </w:p>
         <w:p>
           <w:pPr>
@@ -598,7 +602,7 @@
           <w:r>
             <w:fldChar w:fldCharType="separate"/>
           </w:r>
-          <w:hyperlink w:anchor="_Toc195604468" w:history="1">
+          <w:hyperlink w:anchor="_Toc201170556" w:history="1">
             <w:r>
               <w:rPr>
                 <w:rStyle w:val="a3"/>
@@ -625,7 +629,7 @@
                 <w:noProof/>
                 <w:webHidden/>
               </w:rPr>
-              <w:instrText xml:space="preserve"> PAGEREF _Toc195604468 \h </w:instrText>
+              <w:instrText xml:space="preserve"> PAGEREF _Toc201170556 \h </w:instrText>
             </w:r>
             <w:r>
               <w:rPr>
@@ -667,7 +671,7 @@
               <w:lang w:eastAsia="ru-RU"/>
             </w:rPr>
           </w:pPr>
-          <w:hyperlink w:anchor="_Toc195604469" w:history="1">
+          <w:hyperlink w:anchor="_Toc201170557" w:history="1">
             <w:r>
               <w:rPr>
                 <w:rStyle w:val="a3"/>
@@ -694,7 +698,7 @@
                 <w:noProof/>
                 <w:webHidden/>
               </w:rPr>
-              <w:instrText xml:space="preserve"> PAGEREF _Toc195604469 \h </w:instrText>
+              <w:instrText xml:space="preserve"> PAGEREF _Toc201170557 \h </w:instrText>
             </w:r>
             <w:r>
               <w:rPr>
@@ -736,7 +740,7 @@
               <w:lang w:eastAsia="ru-RU"/>
             </w:rPr>
           </w:pPr>
-          <w:hyperlink w:anchor="_Toc195604470" w:history="1">
+          <w:hyperlink w:anchor="_Toc201170558" w:history="1">
             <w:r>
               <w:rPr>
                 <w:rStyle w:val="a3"/>
@@ -750,14 +754,14 @@
                 <w:noProof/>
                 <w:lang w:val="en-US"/>
               </w:rPr>
-              <w:t>DFD-</w:t>
+              <w:t>DFD</w:t>
             </w:r>
             <w:r>
               <w:rPr>
                 <w:rStyle w:val="a3"/>
                 <w:noProof/>
               </w:rPr>
-              <w:t>диаграмма</w:t>
+              <w:t>-диаграмма</w:t>
             </w:r>
             <w:r>
               <w:rPr>
@@ -778,7 +782,7 @@
                 <w:noProof/>
                 <w:webHidden/>
               </w:rPr>
-              <w:instrText xml:space="preserve"> PAGEREF _Toc195604470 \h </w:instrText>
+              <w:instrText xml:space="preserve"> PAGEREF _Toc201170558 \h </w:instrText>
             </w:r>
             <w:r>
               <w:rPr>
@@ -820,7 +824,7 @@
               <w:lang w:eastAsia="ru-RU"/>
             </w:rPr>
           </w:pPr>
-          <w:hyperlink w:anchor="_Toc195604471" w:history="1">
+          <w:hyperlink w:anchor="_Toc201170559" w:history="1">
             <w:r>
               <w:rPr>
                 <w:rStyle w:val="a3"/>
@@ -847,7 +851,7 @@
                 <w:noProof/>
                 <w:webHidden/>
               </w:rPr>
-              <w:instrText xml:space="preserve"> PAGEREF _Toc195604471 \h </w:instrText>
+              <w:instrText xml:space="preserve"> PAGEREF _Toc201170559 \h </w:instrText>
             </w:r>
             <w:r>
               <w:rPr>
@@ -867,7 +871,76 @@
                 <w:noProof/>
                 <w:webHidden/>
               </w:rPr>
-              <w:t>6</w:t>
+              <w:t>7</w:t>
+            </w:r>
+            <w:r>
+              <w:rPr>
+                <w:noProof/>
+                <w:webHidden/>
+              </w:rPr>
+              <w:fldChar w:fldCharType="end"/>
+            </w:r>
+          </w:hyperlink>
+        </w:p>
+        <w:p>
+          <w:pPr>
+            <w:pStyle w:val="11"/>
+            <w:ind w:firstLine="0"/>
+            <w:rPr>
+              <w:rFonts w:asciiTheme="minorHAnsi" w:eastAsiaTheme="minorEastAsia" w:hAnsiTheme="minorHAnsi"/>
+              <w:noProof/>
+              <w:sz w:val="22"/>
+              <w:lang w:eastAsia="ru-RU"/>
+            </w:rPr>
+          </w:pPr>
+          <w:hyperlink w:anchor="_Toc201170560" w:history="1">
+            <w:r>
+              <w:rPr>
+                <w:rStyle w:val="a3"/>
+                <w:noProof/>
+              </w:rPr>
+              <w:t>5 Стилистика</w:t>
+            </w:r>
+            <w:r>
+              <w:rPr>
+                <w:noProof/>
+                <w:webHidden/>
+              </w:rPr>
+              <w:tab/>
+            </w:r>
+            <w:r>
+              <w:rPr>
+                <w:noProof/>
+                <w:webHidden/>
+              </w:rPr>
+              <w:fldChar w:fldCharType="begin"/>
+            </w:r>
+            <w:r>
+              <w:rPr>
+                <w:noProof/>
+                <w:webHidden/>
+              </w:rPr>
+              <w:instrText xml:space="preserve"> PAGEREF _Toc201170560 \h </w:instrText>
+            </w:r>
+            <w:r>
+              <w:rPr>
+                <w:noProof/>
+                <w:webHidden/>
+              </w:rPr>
+            </w:r>
+            <w:r>
+              <w:rPr>
+                <w:noProof/>
+                <w:webHidden/>
+              </w:rPr>
+              <w:fldChar w:fldCharType="separate"/>
+            </w:r>
+            <w:r>
+              <w:rPr>
+                <w:noProof/>
+                <w:webHidden/>
+              </w:rPr>
+              <w:t>8</w:t>
             </w:r>
             <w:r>
               <w:rPr>
@@ -906,12 +979,12 @@
         <w:pStyle w:val="1"/>
         <w:spacing w:before="0"/>
       </w:pPr>
-      <w:bookmarkStart w:id="0" w:name="_Toc195604468"/>
+      <w:bookmarkStart w:id="1" w:name="_Toc201170556"/>
       <w:r>
         <w:lastRenderedPageBreak/>
         <w:t>1 Профиль пользователя</w:t>
       </w:r>
-      <w:bookmarkEnd w:id="0"/>
+      <w:bookmarkEnd w:id="1"/>
     </w:p>
     <w:p/>
     <w:p/>
@@ -971,11 +1044,11 @@
         <w:pStyle w:val="1"/>
         <w:spacing w:before="0"/>
       </w:pPr>
-      <w:bookmarkStart w:id="1" w:name="_Toc195604469"/>
+      <w:bookmarkStart w:id="2" w:name="_Toc201170557"/>
       <w:r>
         <w:t>2 Пользовательские сценарии</w:t>
       </w:r>
-      <w:bookmarkEnd w:id="1"/>
+      <w:bookmarkEnd w:id="2"/>
     </w:p>
     <w:p/>
     <w:p/>
@@ -1526,7 +1599,7 @@
       <w:pPr>
         <w:pStyle w:val="1"/>
       </w:pPr>
-      <w:bookmarkStart w:id="2" w:name="_Toc195604470"/>
+      <w:bookmarkStart w:id="3" w:name="_Toc201170558"/>
       <w:r>
         <w:lastRenderedPageBreak/>
         <w:t xml:space="preserve">3 </w:t>
@@ -1543,7 +1616,7 @@
       <w:r>
         <w:t>диаграмма</w:t>
       </w:r>
-      <w:bookmarkEnd w:id="2"/>
+      <w:bookmarkEnd w:id="3"/>
     </w:p>
     <w:p/>
     <w:p/>
@@ -1669,23 +1742,23 @@
       <w:pPr>
         <w:pStyle w:val="1"/>
       </w:pPr>
-      <w:bookmarkStart w:id="3" w:name="_Toc195604471"/>
+      <w:bookmarkStart w:id="4" w:name="_Toc201170559"/>
       <w:r>
         <w:lastRenderedPageBreak/>
         <w:t>4 Прототип интерфейса</w:t>
       </w:r>
-      <w:bookmarkEnd w:id="3"/>
+      <w:bookmarkEnd w:id="4"/>
     </w:p>
     <w:p/>
-    <w:p>
-      <w:bookmarkStart w:id="4" w:name="_GoBack"/>
-      <w:bookmarkEnd w:id="4"/>
-    </w:p>
+    <w:p/>
     <w:p>
       <w:pPr>
         <w:ind w:firstLine="0"/>
       </w:pPr>
       <w:r>
+        <w:rPr>
+          <w:noProof/>
+        </w:rPr>
         <w:drawing>
           <wp:inline distT="0" distB="0" distL="0" distR="0" wp14:anchorId="1012EA7C" wp14:editId="719D7205">
             <wp:extent cx="6120130" cy="4679950"/>
@@ -1762,10 +1835,12 @@
       <w:pPr>
         <w:pStyle w:val="1"/>
       </w:pPr>
+      <w:bookmarkStart w:id="5" w:name="_Toc201170560"/>
       <w:r>
         <w:lastRenderedPageBreak/>
         <w:t>5 Стилистика</w:t>
       </w:r>
+      <w:bookmarkEnd w:id="5"/>
     </w:p>
     <w:p/>
     <w:p/>
@@ -4517,7 +4592,7 @@
 </file>
 
 <file path=customXml/itemProps1.xml><?xml version="1.0" encoding="utf-8"?>
-<ds:datastoreItem xmlns:ds="http://schemas.openxmlformats.org/officeDocument/2006/customXml" ds:itemID="{93940234-303F-41B2-B615-DB7BB0811F90}">
+<ds:datastoreItem xmlns:ds="http://schemas.openxmlformats.org/officeDocument/2006/customXml" ds:itemID="{E0280686-5276-4737-9AC7-DC3E2F9C5314}">
   <ds:schemaRefs>
     <ds:schemaRef ds:uri="http://schemas.openxmlformats.org/officeDocument/2006/bibliography"/>
   </ds:schemaRefs>

--- a/Documentation/Прототип интерфейса.docx
+++ b/Documentation/Прототип интерфейса.docx
@@ -1,6 +1,6 @@
 
 <file path=word/document.xml><?xml version="1.0" encoding="utf-8"?>
-<w:document xmlns:wpc="http://schemas.microsoft.com/office/word/2010/wordprocessingCanvas" xmlns:cx="http://schemas.microsoft.com/office/drawing/2014/chartex" xmlns:cx1="http://schemas.microsoft.com/office/drawing/2015/9/8/chartex" xmlns:cx2="http://schemas.microsoft.com/office/drawing/2015/10/21/chartex" xmlns:cx3="http://schemas.microsoft.com/office/drawing/2016/5/9/chartex" xmlns:cx4="http://schemas.microsoft.com/office/drawing/2016/5/10/chartex" xmlns:cx5="http://schemas.microsoft.com/office/drawing/2016/5/11/chartex" xmlns:cx6="http://schemas.microsoft.com/office/drawing/2016/5/12/chartex" xmlns:cx7="http://schemas.microsoft.com/office/drawing/2016/5/13/chartex" xmlns:cx8="http://schemas.microsoft.com/office/drawing/2016/5/14/chartex" xmlns:mc="http://schemas.openxmlformats.org/markup-compatibility/2006" xmlns:aink="http://schemas.microsoft.com/office/drawing/2016/ink" xmlns:am3d="http://schemas.microsoft.com/office/drawing/2017/model3d" xmlns:o="urn:schemas-microsoft-com:office:office" xmlns:r="http://schemas.openxmlformats.org/officeDocument/2006/relationships" xmlns:m="http://schemas.openxmlformats.org/officeDocument/2006/math" xmlns:v="urn:schemas-microsoft-com:vml" xmlns:wp14="http://schemas.microsoft.com/office/word/2010/wordprocessingDrawing" xmlns:wp="http://schemas.openxmlformats.org/drawingml/2006/wordprocessingDrawing" xmlns:w10="urn:schemas-microsoft-com:office:word" xmlns:w="http://schemas.openxmlformats.org/wordprocessingml/2006/main" xmlns:w14="http://schemas.microsoft.com/office/word/2010/wordml" xmlns:w15="http://schemas.microsoft.com/office/word/2012/wordml" xmlns:w16cex="http://schemas.microsoft.com/office/word/2018/wordml/cex" xmlns:w16cid="http://schemas.microsoft.com/office/word/2016/wordml/cid" xmlns:w16="http://schemas.microsoft.com/office/word/2018/wordml" xmlns:w16se="http://schemas.microsoft.com/office/word/2015/wordml/symex" xmlns:wpg="http://schemas.microsoft.com/office/word/2010/wordprocessingGroup" xmlns:wpi="http://schemas.microsoft.com/office/word/2010/wordprocessingInk" xmlns:wne="http://schemas.microsoft.com/office/word/2006/wordml" xmlns:wps="http://schemas.microsoft.com/office/word/2010/wordprocessingShape" mc:Ignorable="w14 w15 w16se w16cid w16 w16cex wp14">
+<w:document xmlns:wpc="http://schemas.microsoft.com/office/word/2010/wordprocessingCanvas" xmlns:cx="http://schemas.microsoft.com/office/drawing/2014/chartex" xmlns:cx1="http://schemas.microsoft.com/office/drawing/2015/9/8/chartex" xmlns:cx2="http://schemas.microsoft.com/office/drawing/2015/10/21/chartex" xmlns:cx3="http://schemas.microsoft.com/office/drawing/2016/5/9/chartex" xmlns:cx4="http://schemas.microsoft.com/office/drawing/2016/5/10/chartex" xmlns:cx5="http://schemas.microsoft.com/office/drawing/2016/5/11/chartex" xmlns:cx6="http://schemas.microsoft.com/office/drawing/2016/5/12/chartex" xmlns:cx7="http://schemas.microsoft.com/office/drawing/2016/5/13/chartex" xmlns:cx8="http://schemas.microsoft.com/office/drawing/2016/5/14/chartex" xmlns:mc="http://schemas.openxmlformats.org/markup-compatibility/2006" xmlns:aink="http://schemas.microsoft.com/office/drawing/2016/ink" xmlns:am3d="http://schemas.microsoft.com/office/drawing/2017/model3d" xmlns:o="urn:schemas-microsoft-com:office:office" xmlns:r="http://schemas.openxmlformats.org/officeDocument/2006/relationships" xmlns:m="http://schemas.openxmlformats.org/officeDocument/2006/math" xmlns:v="urn:schemas-microsoft-com:vml" xmlns:wp14="http://schemas.microsoft.com/office/word/2010/wordprocessingDrawing" xmlns:wp="http://schemas.openxmlformats.org/drawingml/2006/wordprocessingDrawing" xmlns:w10="urn:schemas-microsoft-com:office:word" xmlns:w="http://schemas.openxmlformats.org/wordprocessingml/2006/main" xmlns:w14="http://schemas.microsoft.com/office/word/2010/wordml" xmlns:w15="http://schemas.microsoft.com/office/word/2012/wordml" xmlns:w16cex="http://schemas.microsoft.com/office/word/2018/wordml/cex" xmlns:w16cid="http://schemas.microsoft.com/office/word/2016/wordml/cid" xmlns:w16="http://schemas.microsoft.com/office/word/2018/wordml" xmlns:w16sdtdh="http://schemas.microsoft.com/office/word/2020/wordml/sdtdatahash" xmlns:w16se="http://schemas.microsoft.com/office/word/2015/wordml/symex" xmlns:wpg="http://schemas.microsoft.com/office/word/2010/wordprocessingGroup" xmlns:wpi="http://schemas.microsoft.com/office/word/2010/wordprocessingInk" xmlns:wne="http://schemas.microsoft.com/office/word/2006/wordml" xmlns:wps="http://schemas.microsoft.com/office/word/2010/wordprocessingShape" mc:Ignorable="w14 w15 w16se w16cid w16 w16cex w16sdtdh wp14">
   <w:body>
     <w:p>
       <w:pPr>
@@ -579,13 +579,10 @@
               <w:lang w:eastAsia="ru-RU"/>
             </w:rPr>
           </w:pPr>
-          <w:bookmarkStart w:id="0" w:name="_GoBack"/>
-          <w:bookmarkEnd w:id="0"/>
         </w:p>
         <w:p>
           <w:pPr>
             <w:pStyle w:val="11"/>
-            <w:ind w:firstLine="0"/>
             <w:rPr>
               <w:rFonts w:asciiTheme="minorHAnsi" w:eastAsiaTheme="minorEastAsia" w:hAnsiTheme="minorHAnsi"/>
               <w:noProof/>
@@ -602,7 +599,7 @@
           <w:r>
             <w:fldChar w:fldCharType="separate"/>
           </w:r>
-          <w:hyperlink w:anchor="_Toc201170556" w:history="1">
+          <w:hyperlink w:anchor="_Toc201244173" w:history="1">
             <w:r>
               <w:rPr>
                 <w:rStyle w:val="a3"/>
@@ -629,7 +626,7 @@
                 <w:noProof/>
                 <w:webHidden/>
               </w:rPr>
-              <w:instrText xml:space="preserve"> PAGEREF _Toc201170556 \h </w:instrText>
+              <w:instrText xml:space="preserve"> PAGEREF _Toc201244173 \h </w:instrText>
             </w:r>
             <w:r>
               <w:rPr>
@@ -663,7 +660,6 @@
         <w:p>
           <w:pPr>
             <w:pStyle w:val="11"/>
-            <w:ind w:firstLine="0"/>
             <w:rPr>
               <w:rFonts w:asciiTheme="minorHAnsi" w:eastAsiaTheme="minorEastAsia" w:hAnsiTheme="minorHAnsi"/>
               <w:noProof/>
@@ -671,7 +667,7 @@
               <w:lang w:eastAsia="ru-RU"/>
             </w:rPr>
           </w:pPr>
-          <w:hyperlink w:anchor="_Toc201170557" w:history="1">
+          <w:hyperlink w:anchor="_Toc201244174" w:history="1">
             <w:r>
               <w:rPr>
                 <w:rStyle w:val="a3"/>
@@ -698,7 +694,7 @@
                 <w:noProof/>
                 <w:webHidden/>
               </w:rPr>
-              <w:instrText xml:space="preserve"> PAGEREF _Toc201170557 \h </w:instrText>
+              <w:instrText xml:space="preserve"> PAGEREF _Toc201244174 \h </w:instrText>
             </w:r>
             <w:r>
               <w:rPr>
@@ -732,7 +728,6 @@
         <w:p>
           <w:pPr>
             <w:pStyle w:val="11"/>
-            <w:ind w:firstLine="0"/>
             <w:rPr>
               <w:rFonts w:asciiTheme="minorHAnsi" w:eastAsiaTheme="minorEastAsia" w:hAnsiTheme="minorHAnsi"/>
               <w:noProof/>
@@ -740,7 +735,7 @@
               <w:lang w:eastAsia="ru-RU"/>
             </w:rPr>
           </w:pPr>
-          <w:hyperlink w:anchor="_Toc201170558" w:history="1">
+          <w:hyperlink w:anchor="_Toc201244175" w:history="1">
             <w:r>
               <w:rPr>
                 <w:rStyle w:val="a3"/>
@@ -782,7 +777,7 @@
                 <w:noProof/>
                 <w:webHidden/>
               </w:rPr>
-              <w:instrText xml:space="preserve"> PAGEREF _Toc201170558 \h </w:instrText>
+              <w:instrText xml:space="preserve"> PAGEREF _Toc201244175 \h </w:instrText>
             </w:r>
             <w:r>
               <w:rPr>
@@ -816,7 +811,6 @@
         <w:p>
           <w:pPr>
             <w:pStyle w:val="11"/>
-            <w:ind w:firstLine="0"/>
             <w:rPr>
               <w:rFonts w:asciiTheme="minorHAnsi" w:eastAsiaTheme="minorEastAsia" w:hAnsiTheme="minorHAnsi"/>
               <w:noProof/>
@@ -824,7 +818,7 @@
               <w:lang w:eastAsia="ru-RU"/>
             </w:rPr>
           </w:pPr>
-          <w:hyperlink w:anchor="_Toc201170559" w:history="1">
+          <w:hyperlink w:anchor="_Toc201244176" w:history="1">
             <w:r>
               <w:rPr>
                 <w:rStyle w:val="a3"/>
@@ -851,7 +845,7 @@
                 <w:noProof/>
                 <w:webHidden/>
               </w:rPr>
-              <w:instrText xml:space="preserve"> PAGEREF _Toc201170559 \h </w:instrText>
+              <w:instrText xml:space="preserve"> PAGEREF _Toc201244176 \h </w:instrText>
             </w:r>
             <w:r>
               <w:rPr>
@@ -885,7 +879,6 @@
         <w:p>
           <w:pPr>
             <w:pStyle w:val="11"/>
-            <w:ind w:firstLine="0"/>
             <w:rPr>
               <w:rFonts w:asciiTheme="minorHAnsi" w:eastAsiaTheme="minorEastAsia" w:hAnsiTheme="minorHAnsi"/>
               <w:noProof/>
@@ -893,7 +886,7 @@
               <w:lang w:eastAsia="ru-RU"/>
             </w:rPr>
           </w:pPr>
-          <w:hyperlink w:anchor="_Toc201170560" w:history="1">
+          <w:hyperlink w:anchor="_Toc201244177" w:history="1">
             <w:r>
               <w:rPr>
                 <w:rStyle w:val="a3"/>
@@ -920,7 +913,7 @@
                 <w:noProof/>
                 <w:webHidden/>
               </w:rPr>
-              <w:instrText xml:space="preserve"> PAGEREF _Toc201170560 \h </w:instrText>
+              <w:instrText xml:space="preserve"> PAGEREF _Toc201244177 \h </w:instrText>
             </w:r>
             <w:r>
               <w:rPr>
@@ -979,12 +972,12 @@
         <w:pStyle w:val="1"/>
         <w:spacing w:before="0"/>
       </w:pPr>
-      <w:bookmarkStart w:id="1" w:name="_Toc201170556"/>
+      <w:bookmarkStart w:id="0" w:name="_Toc201244173"/>
       <w:r>
         <w:lastRenderedPageBreak/>
         <w:t>1 Профиль пользователя</w:t>
       </w:r>
-      <w:bookmarkEnd w:id="1"/>
+      <w:bookmarkEnd w:id="0"/>
     </w:p>
     <w:p/>
     <w:p/>
@@ -1044,11 +1037,11 @@
         <w:pStyle w:val="1"/>
         <w:spacing w:before="0"/>
       </w:pPr>
-      <w:bookmarkStart w:id="2" w:name="_Toc201170557"/>
+      <w:bookmarkStart w:id="1" w:name="_Toc201244174"/>
       <w:r>
         <w:t>2 Пользовательские сценарии</w:t>
       </w:r>
-      <w:bookmarkEnd w:id="2"/>
+      <w:bookmarkEnd w:id="1"/>
     </w:p>
     <w:p/>
     <w:p/>
@@ -1599,7 +1592,7 @@
       <w:pPr>
         <w:pStyle w:val="1"/>
       </w:pPr>
-      <w:bookmarkStart w:id="3" w:name="_Toc201170558"/>
+      <w:bookmarkStart w:id="2" w:name="_Toc201244175"/>
       <w:r>
         <w:lastRenderedPageBreak/>
         <w:t xml:space="preserve">3 </w:t>
@@ -1616,7 +1609,7 @@
       <w:r>
         <w:t>диаграмма</w:t>
       </w:r>
-      <w:bookmarkEnd w:id="3"/>
+      <w:bookmarkEnd w:id="2"/>
     </w:p>
     <w:p/>
     <w:p/>
@@ -1742,12 +1735,12 @@
       <w:pPr>
         <w:pStyle w:val="1"/>
       </w:pPr>
-      <w:bookmarkStart w:id="4" w:name="_Toc201170559"/>
+      <w:bookmarkStart w:id="3" w:name="_Toc201244176"/>
       <w:r>
         <w:lastRenderedPageBreak/>
         <w:t>4 Прототип интерфейса</w:t>
       </w:r>
-      <w:bookmarkEnd w:id="4"/>
+      <w:bookmarkEnd w:id="3"/>
     </w:p>
     <w:p/>
     <w:p/>
@@ -1835,12 +1828,12 @@
       <w:pPr>
         <w:pStyle w:val="1"/>
       </w:pPr>
-      <w:bookmarkStart w:id="5" w:name="_Toc201170560"/>
+      <w:bookmarkStart w:id="4" w:name="_Toc201244177"/>
       <w:r>
         <w:lastRenderedPageBreak/>
         <w:t>5 Стилистика</w:t>
       </w:r>
-      <w:bookmarkEnd w:id="5"/>
+      <w:bookmarkEnd w:id="4"/>
     </w:p>
     <w:p/>
     <w:p/>
@@ -2087,7 +2080,7 @@
 </file>
 
 <file path=word/endnotes.xml><?xml version="1.0" encoding="utf-8"?>
-<w:endnotes xmlns:wpc="http://schemas.microsoft.com/office/word/2010/wordprocessingCanvas" xmlns:cx="http://schemas.microsoft.com/office/drawing/2014/chartex" xmlns:cx1="http://schemas.microsoft.com/office/drawing/2015/9/8/chartex" xmlns:cx2="http://schemas.microsoft.com/office/drawing/2015/10/21/chartex" xmlns:cx3="http://schemas.microsoft.com/office/drawing/2016/5/9/chartex" xmlns:cx4="http://schemas.microsoft.com/office/drawing/2016/5/10/chartex" xmlns:cx5="http://schemas.microsoft.com/office/drawing/2016/5/11/chartex" xmlns:cx6="http://schemas.microsoft.com/office/drawing/2016/5/12/chartex" xmlns:cx7="http://schemas.microsoft.com/office/drawing/2016/5/13/chartex" xmlns:cx8="http://schemas.microsoft.com/office/drawing/2016/5/14/chartex" xmlns:mc="http://schemas.openxmlformats.org/markup-compatibility/2006" xmlns:aink="http://schemas.microsoft.com/office/drawing/2016/ink" xmlns:am3d="http://schemas.microsoft.com/office/drawing/2017/model3d" xmlns:o="urn:schemas-microsoft-com:office:office" xmlns:r="http://schemas.openxmlformats.org/officeDocument/2006/relationships" xmlns:m="http://schemas.openxmlformats.org/officeDocument/2006/math" xmlns:v="urn:schemas-microsoft-com:vml" xmlns:wp14="http://schemas.microsoft.com/office/word/2010/wordprocessingDrawing" xmlns:wp="http://schemas.openxmlformats.org/drawingml/2006/wordprocessingDrawing" xmlns:w10="urn:schemas-microsoft-com:office:word" xmlns:w="http://schemas.openxmlformats.org/wordprocessingml/2006/main" xmlns:w14="http://schemas.microsoft.com/office/word/2010/wordml" xmlns:w15="http://schemas.microsoft.com/office/word/2012/wordml" xmlns:w16cex="http://schemas.microsoft.com/office/word/2018/wordml/cex" xmlns:w16cid="http://schemas.microsoft.com/office/word/2016/wordml/cid" xmlns:w16="http://schemas.microsoft.com/office/word/2018/wordml" xmlns:w16se="http://schemas.microsoft.com/office/word/2015/wordml/symex" xmlns:wpg="http://schemas.microsoft.com/office/word/2010/wordprocessingGroup" xmlns:wpi="http://schemas.microsoft.com/office/word/2010/wordprocessingInk" xmlns:wne="http://schemas.microsoft.com/office/word/2006/wordml" xmlns:wps="http://schemas.microsoft.com/office/word/2010/wordprocessingShape" mc:Ignorable="w14 w15 w16se w16cid w16 w16cex wp14">
+<w:endnotes xmlns:wpc="http://schemas.microsoft.com/office/word/2010/wordprocessingCanvas" xmlns:cx="http://schemas.microsoft.com/office/drawing/2014/chartex" xmlns:cx1="http://schemas.microsoft.com/office/drawing/2015/9/8/chartex" xmlns:cx2="http://schemas.microsoft.com/office/drawing/2015/10/21/chartex" xmlns:cx3="http://schemas.microsoft.com/office/drawing/2016/5/9/chartex" xmlns:cx4="http://schemas.microsoft.com/office/drawing/2016/5/10/chartex" xmlns:cx5="http://schemas.microsoft.com/office/drawing/2016/5/11/chartex" xmlns:cx6="http://schemas.microsoft.com/office/drawing/2016/5/12/chartex" xmlns:cx7="http://schemas.microsoft.com/office/drawing/2016/5/13/chartex" xmlns:cx8="http://schemas.microsoft.com/office/drawing/2016/5/14/chartex" xmlns:mc="http://schemas.openxmlformats.org/markup-compatibility/2006" xmlns:aink="http://schemas.microsoft.com/office/drawing/2016/ink" xmlns:am3d="http://schemas.microsoft.com/office/drawing/2017/model3d" xmlns:o="urn:schemas-microsoft-com:office:office" xmlns:r="http://schemas.openxmlformats.org/officeDocument/2006/relationships" xmlns:m="http://schemas.openxmlformats.org/officeDocument/2006/math" xmlns:v="urn:schemas-microsoft-com:vml" xmlns:wp14="http://schemas.microsoft.com/office/word/2010/wordprocessingDrawing" xmlns:wp="http://schemas.openxmlformats.org/drawingml/2006/wordprocessingDrawing" xmlns:w10="urn:schemas-microsoft-com:office:word" xmlns:w="http://schemas.openxmlformats.org/wordprocessingml/2006/main" xmlns:w14="http://schemas.microsoft.com/office/word/2010/wordml" xmlns:w15="http://schemas.microsoft.com/office/word/2012/wordml" xmlns:w16cex="http://schemas.microsoft.com/office/word/2018/wordml/cex" xmlns:w16cid="http://schemas.microsoft.com/office/word/2016/wordml/cid" xmlns:w16="http://schemas.microsoft.com/office/word/2018/wordml" xmlns:w16sdtdh="http://schemas.microsoft.com/office/word/2020/wordml/sdtdatahash" xmlns:w16se="http://schemas.microsoft.com/office/word/2015/wordml/symex" xmlns:wpg="http://schemas.microsoft.com/office/word/2010/wordprocessingGroup" xmlns:wpi="http://schemas.microsoft.com/office/word/2010/wordprocessingInk" xmlns:wne="http://schemas.microsoft.com/office/word/2006/wordml" xmlns:wps="http://schemas.microsoft.com/office/word/2010/wordprocessingShape" mc:Ignorable="w14 w15 w16se w16cid w16 w16cex w16sdtdh wp14">
   <w:endnote w:type="separator" w:id="-1">
     <w:p>
       <w:r>
@@ -2106,7 +2099,7 @@
 </file>
 
 <file path=word/footer1.xml><?xml version="1.0" encoding="utf-8"?>
-<w:ftr xmlns:wpc="http://schemas.microsoft.com/office/word/2010/wordprocessingCanvas" xmlns:cx="http://schemas.microsoft.com/office/drawing/2014/chartex" xmlns:cx1="http://schemas.microsoft.com/office/drawing/2015/9/8/chartex" xmlns:cx2="http://schemas.microsoft.com/office/drawing/2015/10/21/chartex" xmlns:cx3="http://schemas.microsoft.com/office/drawing/2016/5/9/chartex" xmlns:cx4="http://schemas.microsoft.com/office/drawing/2016/5/10/chartex" xmlns:cx5="http://schemas.microsoft.com/office/drawing/2016/5/11/chartex" xmlns:cx6="http://schemas.microsoft.com/office/drawing/2016/5/12/chartex" xmlns:cx7="http://schemas.microsoft.com/office/drawing/2016/5/13/chartex" xmlns:cx8="http://schemas.microsoft.com/office/drawing/2016/5/14/chartex" xmlns:mc="http://schemas.openxmlformats.org/markup-compatibility/2006" xmlns:aink="http://schemas.microsoft.com/office/drawing/2016/ink" xmlns:am3d="http://schemas.microsoft.com/office/drawing/2017/model3d" xmlns:o="urn:schemas-microsoft-com:office:office" xmlns:r="http://schemas.openxmlformats.org/officeDocument/2006/relationships" xmlns:m="http://schemas.openxmlformats.org/officeDocument/2006/math" xmlns:v="urn:schemas-microsoft-com:vml" xmlns:wp14="http://schemas.microsoft.com/office/word/2010/wordprocessingDrawing" xmlns:wp="http://schemas.openxmlformats.org/drawingml/2006/wordprocessingDrawing" xmlns:w10="urn:schemas-microsoft-com:office:word" xmlns:w="http://schemas.openxmlformats.org/wordprocessingml/2006/main" xmlns:w14="http://schemas.microsoft.com/office/word/2010/wordml" xmlns:w15="http://schemas.microsoft.com/office/word/2012/wordml" xmlns:w16cex="http://schemas.microsoft.com/office/word/2018/wordml/cex" xmlns:w16cid="http://schemas.microsoft.com/office/word/2016/wordml/cid" xmlns:w16="http://schemas.microsoft.com/office/word/2018/wordml" xmlns:w16se="http://schemas.microsoft.com/office/word/2015/wordml/symex" xmlns:wpg="http://schemas.microsoft.com/office/word/2010/wordprocessingGroup" xmlns:wpi="http://schemas.microsoft.com/office/word/2010/wordprocessingInk" xmlns:wne="http://schemas.microsoft.com/office/word/2006/wordml" xmlns:wps="http://schemas.microsoft.com/office/word/2010/wordprocessingShape" mc:Ignorable="w14 w15 w16se w16cid w16 w16cex wp14">
+<w:ftr xmlns:wpc="http://schemas.microsoft.com/office/word/2010/wordprocessingCanvas" xmlns:cx="http://schemas.microsoft.com/office/drawing/2014/chartex" xmlns:cx1="http://schemas.microsoft.com/office/drawing/2015/9/8/chartex" xmlns:cx2="http://schemas.microsoft.com/office/drawing/2015/10/21/chartex" xmlns:cx3="http://schemas.microsoft.com/office/drawing/2016/5/9/chartex" xmlns:cx4="http://schemas.microsoft.com/office/drawing/2016/5/10/chartex" xmlns:cx5="http://schemas.microsoft.com/office/drawing/2016/5/11/chartex" xmlns:cx6="http://schemas.microsoft.com/office/drawing/2016/5/12/chartex" xmlns:cx7="http://schemas.microsoft.com/office/drawing/2016/5/13/chartex" xmlns:cx8="http://schemas.microsoft.com/office/drawing/2016/5/14/chartex" xmlns:mc="http://schemas.openxmlformats.org/markup-compatibility/2006" xmlns:aink="http://schemas.microsoft.com/office/drawing/2016/ink" xmlns:am3d="http://schemas.microsoft.com/office/drawing/2017/model3d" xmlns:o="urn:schemas-microsoft-com:office:office" xmlns:r="http://schemas.openxmlformats.org/officeDocument/2006/relationships" xmlns:m="http://schemas.openxmlformats.org/officeDocument/2006/math" xmlns:v="urn:schemas-microsoft-com:vml" xmlns:wp14="http://schemas.microsoft.com/office/word/2010/wordprocessingDrawing" xmlns:wp="http://schemas.openxmlformats.org/drawingml/2006/wordprocessingDrawing" xmlns:w10="urn:schemas-microsoft-com:office:word" xmlns:w="http://schemas.openxmlformats.org/wordprocessingml/2006/main" xmlns:w14="http://schemas.microsoft.com/office/word/2010/wordml" xmlns:w15="http://schemas.microsoft.com/office/word/2012/wordml" xmlns:w16cex="http://schemas.microsoft.com/office/word/2018/wordml/cex" xmlns:w16cid="http://schemas.microsoft.com/office/word/2016/wordml/cid" xmlns:w16="http://schemas.microsoft.com/office/word/2018/wordml" xmlns:w16sdtdh="http://schemas.microsoft.com/office/word/2020/wordml/sdtdatahash" xmlns:w16se="http://schemas.microsoft.com/office/word/2015/wordml/symex" xmlns:wpg="http://schemas.microsoft.com/office/word/2010/wordprocessingGroup" xmlns:wpi="http://schemas.microsoft.com/office/word/2010/wordprocessingInk" xmlns:wne="http://schemas.microsoft.com/office/word/2006/wordml" xmlns:wps="http://schemas.microsoft.com/office/word/2010/wordprocessingShape" mc:Ignorable="w14 w15 w16se w16cid w16 w16cex w16sdtdh wp14">
   <w:sdt>
     <w:sdtPr>
       <w:id w:val="-793451135"/>
@@ -2149,7 +2142,7 @@
 </file>
 
 <file path=word/footnotes.xml><?xml version="1.0" encoding="utf-8"?>
-<w:footnotes xmlns:wpc="http://schemas.microsoft.com/office/word/2010/wordprocessingCanvas" xmlns:cx="http://schemas.microsoft.com/office/drawing/2014/chartex" xmlns:cx1="http://schemas.microsoft.com/office/drawing/2015/9/8/chartex" xmlns:cx2="http://schemas.microsoft.com/office/drawing/2015/10/21/chartex" xmlns:cx3="http://schemas.microsoft.com/office/drawing/2016/5/9/chartex" xmlns:cx4="http://schemas.microsoft.com/office/drawing/2016/5/10/chartex" xmlns:cx5="http://schemas.microsoft.com/office/drawing/2016/5/11/chartex" xmlns:cx6="http://schemas.microsoft.com/office/drawing/2016/5/12/chartex" xmlns:cx7="http://schemas.microsoft.com/office/drawing/2016/5/13/chartex" xmlns:cx8="http://schemas.microsoft.com/office/drawing/2016/5/14/chartex" xmlns:mc="http://schemas.openxmlformats.org/markup-compatibility/2006" xmlns:aink="http://schemas.microsoft.com/office/drawing/2016/ink" xmlns:am3d="http://schemas.microsoft.com/office/drawing/2017/model3d" xmlns:o="urn:schemas-microsoft-com:office:office" xmlns:r="http://schemas.openxmlformats.org/officeDocument/2006/relationships" xmlns:m="http://schemas.openxmlformats.org/officeDocument/2006/math" xmlns:v="urn:schemas-microsoft-com:vml" xmlns:wp14="http://schemas.microsoft.com/office/word/2010/wordprocessingDrawing" xmlns:wp="http://schemas.openxmlformats.org/drawingml/2006/wordprocessingDrawing" xmlns:w10="urn:schemas-microsoft-com:office:word" xmlns:w="http://schemas.openxmlformats.org/wordprocessingml/2006/main" xmlns:w14="http://schemas.microsoft.com/office/word/2010/wordml" xmlns:w15="http://schemas.microsoft.com/office/word/2012/wordml" xmlns:w16cex="http://schemas.microsoft.com/office/word/2018/wordml/cex" xmlns:w16cid="http://schemas.microsoft.com/office/word/2016/wordml/cid" xmlns:w16="http://schemas.microsoft.com/office/word/2018/wordml" xmlns:w16se="http://schemas.microsoft.com/office/word/2015/wordml/symex" xmlns:wpg="http://schemas.microsoft.com/office/word/2010/wordprocessingGroup" xmlns:wpi="http://schemas.microsoft.com/office/word/2010/wordprocessingInk" xmlns:wne="http://schemas.microsoft.com/office/word/2006/wordml" xmlns:wps="http://schemas.microsoft.com/office/word/2010/wordprocessingShape" mc:Ignorable="w14 w15 w16se w16cid w16 w16cex wp14">
+<w:footnotes xmlns:wpc="http://schemas.microsoft.com/office/word/2010/wordprocessingCanvas" xmlns:cx="http://schemas.microsoft.com/office/drawing/2014/chartex" xmlns:cx1="http://schemas.microsoft.com/office/drawing/2015/9/8/chartex" xmlns:cx2="http://schemas.microsoft.com/office/drawing/2015/10/21/chartex" xmlns:cx3="http://schemas.microsoft.com/office/drawing/2016/5/9/chartex" xmlns:cx4="http://schemas.microsoft.com/office/drawing/2016/5/10/chartex" xmlns:cx5="http://schemas.microsoft.com/office/drawing/2016/5/11/chartex" xmlns:cx6="http://schemas.microsoft.com/office/drawing/2016/5/12/chartex" xmlns:cx7="http://schemas.microsoft.com/office/drawing/2016/5/13/chartex" xmlns:cx8="http://schemas.microsoft.com/office/drawing/2016/5/14/chartex" xmlns:mc="http://schemas.openxmlformats.org/markup-compatibility/2006" xmlns:aink="http://schemas.microsoft.com/office/drawing/2016/ink" xmlns:am3d="http://schemas.microsoft.com/office/drawing/2017/model3d" xmlns:o="urn:schemas-microsoft-com:office:office" xmlns:r="http://schemas.openxmlformats.org/officeDocument/2006/relationships" xmlns:m="http://schemas.openxmlformats.org/officeDocument/2006/math" xmlns:v="urn:schemas-microsoft-com:vml" xmlns:wp14="http://schemas.microsoft.com/office/word/2010/wordprocessingDrawing" xmlns:wp="http://schemas.openxmlformats.org/drawingml/2006/wordprocessingDrawing" xmlns:w10="urn:schemas-microsoft-com:office:word" xmlns:w="http://schemas.openxmlformats.org/wordprocessingml/2006/main" xmlns:w14="http://schemas.microsoft.com/office/word/2010/wordml" xmlns:w15="http://schemas.microsoft.com/office/word/2012/wordml" xmlns:w16cex="http://schemas.microsoft.com/office/word/2018/wordml/cex" xmlns:w16cid="http://schemas.microsoft.com/office/word/2016/wordml/cid" xmlns:w16="http://schemas.microsoft.com/office/word/2018/wordml" xmlns:w16sdtdh="http://schemas.microsoft.com/office/word/2020/wordml/sdtdatahash" xmlns:w16se="http://schemas.microsoft.com/office/word/2015/wordml/symex" xmlns:wpg="http://schemas.microsoft.com/office/word/2010/wordprocessingGroup" xmlns:wpi="http://schemas.microsoft.com/office/word/2010/wordprocessingInk" xmlns:wne="http://schemas.microsoft.com/office/word/2006/wordml" xmlns:wps="http://schemas.microsoft.com/office/word/2010/wordprocessingShape" mc:Ignorable="w14 w15 w16se w16cid w16 w16cex w16sdtdh wp14">
   <w:footnote w:type="separator" w:id="-1">
     <w:p>
       <w:r>
@@ -2168,7 +2161,7 @@
 </file>
 
 <file path=word/numbering.xml><?xml version="1.0" encoding="utf-8"?>
-<w:numbering xmlns:wpc="http://schemas.microsoft.com/office/word/2010/wordprocessingCanvas" xmlns:cx="http://schemas.microsoft.com/office/drawing/2014/chartex" xmlns:cx1="http://schemas.microsoft.com/office/drawing/2015/9/8/chartex" xmlns:cx2="http://schemas.microsoft.com/office/drawing/2015/10/21/chartex" xmlns:cx3="http://schemas.microsoft.com/office/drawing/2016/5/9/chartex" xmlns:cx4="http://schemas.microsoft.com/office/drawing/2016/5/10/chartex" xmlns:cx5="http://schemas.microsoft.com/office/drawing/2016/5/11/chartex" xmlns:cx6="http://schemas.microsoft.com/office/drawing/2016/5/12/chartex" xmlns:cx7="http://schemas.microsoft.com/office/drawing/2016/5/13/chartex" xmlns:cx8="http://schemas.microsoft.com/office/drawing/2016/5/14/chartex" xmlns:mc="http://schemas.openxmlformats.org/markup-compatibility/2006" xmlns:aink="http://schemas.microsoft.com/office/drawing/2016/ink" xmlns:am3d="http://schemas.microsoft.com/office/drawing/2017/model3d" xmlns:o="urn:schemas-microsoft-com:office:office" xmlns:r="http://schemas.openxmlformats.org/officeDocument/2006/relationships" xmlns:m="http://schemas.openxmlformats.org/officeDocument/2006/math" xmlns:v="urn:schemas-microsoft-com:vml" xmlns:wp14="http://schemas.microsoft.com/office/word/2010/wordprocessingDrawing" xmlns:wp="http://schemas.openxmlformats.org/drawingml/2006/wordprocessingDrawing" xmlns:w10="urn:schemas-microsoft-com:office:word" xmlns:w="http://schemas.openxmlformats.org/wordprocessingml/2006/main" xmlns:w14="http://schemas.microsoft.com/office/word/2010/wordml" xmlns:w15="http://schemas.microsoft.com/office/word/2012/wordml" xmlns:w16cex="http://schemas.microsoft.com/office/word/2018/wordml/cex" xmlns:w16cid="http://schemas.microsoft.com/office/word/2016/wordml/cid" xmlns:w16="http://schemas.microsoft.com/office/word/2018/wordml" xmlns:w16se="http://schemas.microsoft.com/office/word/2015/wordml/symex" xmlns:wpg="http://schemas.microsoft.com/office/word/2010/wordprocessingGroup" xmlns:wpi="http://schemas.microsoft.com/office/word/2010/wordprocessingInk" xmlns:wne="http://schemas.microsoft.com/office/word/2006/wordml" xmlns:wps="http://schemas.microsoft.com/office/word/2010/wordprocessingShape" mc:Ignorable="w14 w15 w16se w16cid w16 w16cex wp14">
+<w:numbering xmlns:wpc="http://schemas.microsoft.com/office/word/2010/wordprocessingCanvas" xmlns:cx="http://schemas.microsoft.com/office/drawing/2014/chartex" xmlns:cx1="http://schemas.microsoft.com/office/drawing/2015/9/8/chartex" xmlns:cx2="http://schemas.microsoft.com/office/drawing/2015/10/21/chartex" xmlns:cx3="http://schemas.microsoft.com/office/drawing/2016/5/9/chartex" xmlns:cx4="http://schemas.microsoft.com/office/drawing/2016/5/10/chartex" xmlns:cx5="http://schemas.microsoft.com/office/drawing/2016/5/11/chartex" xmlns:cx6="http://schemas.microsoft.com/office/drawing/2016/5/12/chartex" xmlns:cx7="http://schemas.microsoft.com/office/drawing/2016/5/13/chartex" xmlns:cx8="http://schemas.microsoft.com/office/drawing/2016/5/14/chartex" xmlns:mc="http://schemas.openxmlformats.org/markup-compatibility/2006" xmlns:aink="http://schemas.microsoft.com/office/drawing/2016/ink" xmlns:am3d="http://schemas.microsoft.com/office/drawing/2017/model3d" xmlns:o="urn:schemas-microsoft-com:office:office" xmlns:r="http://schemas.openxmlformats.org/officeDocument/2006/relationships" xmlns:m="http://schemas.openxmlformats.org/officeDocument/2006/math" xmlns:v="urn:schemas-microsoft-com:vml" xmlns:wp14="http://schemas.microsoft.com/office/word/2010/wordprocessingDrawing" xmlns:wp="http://schemas.openxmlformats.org/drawingml/2006/wordprocessingDrawing" xmlns:w10="urn:schemas-microsoft-com:office:word" xmlns:w="http://schemas.openxmlformats.org/wordprocessingml/2006/main" xmlns:w14="http://schemas.microsoft.com/office/word/2010/wordml" xmlns:w15="http://schemas.microsoft.com/office/word/2012/wordml" xmlns:w16cex="http://schemas.microsoft.com/office/word/2018/wordml/cex" xmlns:w16cid="http://schemas.microsoft.com/office/word/2016/wordml/cid" xmlns:w16="http://schemas.microsoft.com/office/word/2018/wordml" xmlns:w16sdtdh="http://schemas.microsoft.com/office/word/2020/wordml/sdtdatahash" xmlns:w16se="http://schemas.microsoft.com/office/word/2015/wordml/symex" xmlns:wpg="http://schemas.microsoft.com/office/word/2010/wordprocessingGroup" xmlns:wpi="http://schemas.microsoft.com/office/word/2010/wordprocessingInk" xmlns:wne="http://schemas.microsoft.com/office/word/2006/wordml" xmlns:wps="http://schemas.microsoft.com/office/word/2010/wordprocessingShape" mc:Ignorable="w14 w15 w16se w16cid w16 w16cex w16sdtdh wp14">
   <w:abstractNum w:abstractNumId="0" w15:restartNumberingAfterBreak="0">
     <w:nsid w:val="019C6632"/>
     <w:multiLevelType w:val="multilevel"/>
@@ -3657,7 +3650,7 @@
 </file>
 
 <file path=word/styles.xml><?xml version="1.0" encoding="utf-8"?>
-<w:styles xmlns:mc="http://schemas.openxmlformats.org/markup-compatibility/2006" xmlns:r="http://schemas.openxmlformats.org/officeDocument/2006/relationships" xmlns:w="http://schemas.openxmlformats.org/wordprocessingml/2006/main" xmlns:w14="http://schemas.microsoft.com/office/word/2010/wordml" xmlns:w15="http://schemas.microsoft.com/office/word/2012/wordml" xmlns:w16cex="http://schemas.microsoft.com/office/word/2018/wordml/cex" xmlns:w16cid="http://schemas.microsoft.com/office/word/2016/wordml/cid" xmlns:w16="http://schemas.microsoft.com/office/word/2018/wordml" xmlns:w16se="http://schemas.microsoft.com/office/word/2015/wordml/symex" mc:Ignorable="w14 w15 w16se w16cid w16 w16cex">
+<w:styles xmlns:mc="http://schemas.openxmlformats.org/markup-compatibility/2006" xmlns:r="http://schemas.openxmlformats.org/officeDocument/2006/relationships" xmlns:w="http://schemas.openxmlformats.org/wordprocessingml/2006/main" xmlns:w14="http://schemas.microsoft.com/office/word/2010/wordml" xmlns:w15="http://schemas.microsoft.com/office/word/2012/wordml" xmlns:w16cex="http://schemas.microsoft.com/office/word/2018/wordml/cex" xmlns:w16cid="http://schemas.microsoft.com/office/word/2016/wordml/cid" xmlns:w16="http://schemas.microsoft.com/office/word/2018/wordml" xmlns:w16sdtdh="http://schemas.microsoft.com/office/word/2020/wordml/sdtdatahash" xmlns:w16se="http://schemas.microsoft.com/office/word/2015/wordml/symex" mc:Ignorable="w14 w15 w16se w16cid w16 w16cex w16sdtdh">
   <w:docDefaults>
     <w:rPrDefault>
       <w:rPr>
@@ -4163,11 +4156,12 @@
     <w:autoRedefine/>
     <w:uiPriority w:val="39"/>
     <w:unhideWhenUsed/>
-    <w:rsid w:val="009149D4"/>
+    <w:rsid w:val="0074729C"/>
     <w:pPr>
       <w:tabs>
         <w:tab w:val="right" w:leader="dot" w:pos="9628"/>
       </w:tabs>
+      <w:ind w:firstLine="0"/>
     </w:pPr>
   </w:style>
   <w:style w:type="paragraph" w:styleId="21">
